--- a/extrakty/doc/TC278WG12/extract_14816_(2008).docx
+++ b/extrakty/doc/TC278WG12/extract_14816_(2008).docx
@@ -189,7 +189,7 @@
       </w:pPr>
       <w:r>
         <w:rPr/>
-        <w:t>Tato norma je součástí norem zaměřených na automatickou identifikaci vozidla, nákladu či položky zařízení pro účely telematických aplikací. Konkrétní telematické aplikace jsou sice z normy vyjmuty, ale jako příklad můžeme uvést systém elektronického výběru mýtného. V tomto systému jsou vozy vybaveny elektronickým zařízením obsahujícím údaje sloužící k jejich identifikaci.Jaké jsou tyto údaje, jakým způsobem se přidělují či jak jsou strukturovány určuje právě tato norma. Norma se nezabývá fyzickými aspekty jako je např. rozhraní, není závislá ani na frekvenci či radiovém rozhraní.</w:t>
+        <w:t xml:space="preserve">Tato norma je součástí norem zaměřených na automatickou identifikaci vozidla, nákladu či položky zařízení pro účely telematických aplikací. Konkrétní telematické aplikace jsou sice z normy vyjmuty, ale jako příklad můžeme uvést systém elektronického výběru mýtného. V tomto systému jsou vozy vybaveny elektronickým zařízením obsahujícím údaje sloužící k jejich identifikaci. Jaké jsou tyto údaje, jakým způsobem se přidělují či jak jsou strukturovány určuje právě tato norma. Norma se nezabývá fyzickými aspekty jako je např. rozhraní, není závislá ani na frekvenci či radiovém rozhraní.</w:t>
       </w:r>
     </w:p>
     <w:p>
@@ -546,20 +546,20 @@
           <w:i/>
           <w:lang w:bidi="zxx"/>
         </w:rPr>
-        <w:t>(issuer register)</w:t>
-      </w:r>
-      <w:r>
-        <w:rPr>
-          <w:b/>
-          <w:lang w:bidi="zxx"/>
-        </w:rPr>
-        <w:t xml:space="preserve"> (</w:t>
-      </w:r>
-      <w:r>
-        <w:rPr>
-          <w:lang w:bidi="zxx"/>
-        </w:rPr>
-        <w:t xml:space="preserve">NRA/I musí udržovat registr Vydavatelů a struktur na národní úrovni. Registr vydavatelů nesmí obsahovat žádné osobní informace. </w:t>
+        <w:t xml:space="preserve">(issuer register) NRA/I musí</w:t>
+      </w:r>
+      <w:r>
+        <w:rPr>
+          <w:b/>
+          <w:lang w:bidi="zxx"/>
+        </w:rPr>
+        <w:t xml:space="preserve"/>
+      </w:r>
+      <w:r>
+        <w:rPr>
+          <w:lang w:bidi="zxx"/>
+        </w:rPr>
+        <w:t xml:space="preserve"> udržovat registr Vydavatelů a struktur na národní úrovni. Registr vydavatelů nesmí obsahovat žádné osobní informace. </w:t>
       </w:r>
     </w:p>
     <w:p>

--- a/extrakty/doc/TC278WG12/extract_14816_(2008).docx
+++ b/extrakty/doc/TC278WG12/extract_14816_(2008).docx
@@ -195,6 +195,16 @@
     <w:p>
       <w:pPr>
         <w:pStyle w:val="Textnormy"/>
+        <w:rPr/>
+      </w:pPr>
+      <w:r>
+        <w:rPr/>
+        <w:t xml:space="preserve">Poznámka: Extrakt uvádí vybrané kapitoly popisovaného dokumentu a přejímá původní číslování kapitol.</w:t>
+      </w:r>
+    </w:p>
+    <w:p>
+      <w:pPr>
+        <w:pStyle w:val="Textnormy"/>
         <w:rPr>
           <w:b/>
           <w:sz w:val="22"/>
@@ -358,7 +368,54 @@
           <w:sz w:val="22"/>
           <w:szCs w:val="22"/>
         </w:rPr>
-        <w:t>Souvisící normy</w:t>
+        <w:t>1 Předmět normy</w:t>
+      </w:r>
+    </w:p>
+    <w:p>
+      <w:pPr>
+        <w:pStyle w:val="Textnormy"/>
+        <w:rPr/>
+      </w:pPr>
+      <w:r>
+        <w:rPr/>
+        <w:t xml:space="preserve">Norma stanovuje osm struktur pro identifikaci či pro činnosti spojené s identifikací (časové a regionální omezení platnosti identifikátorů). </w:t>
+      </w:r>
+    </w:p>
+    <w:p>
+      <w:pPr>
+        <w:pStyle w:val="Textnormy"/>
+        <w:rPr/>
+      </w:pPr>
+      <w:r>
+        <w:rPr/>
+        <w:t>Technický popis identifikátorů je uveden v hlavním těle normy, zatímco procedury žádosti, vydávání a spravování identifikátorů jsou pro svůj netechnický charakter umístěny do přílohy A.</w:t>
+      </w:r>
+    </w:p>
+    <w:p>
+      <w:pPr>
+        <w:pStyle w:val="Textnormy"/>
+        <w:rPr/>
+      </w:pPr>
+      <w:r>
+        <w:rPr/>
+      </w:r>
+    </w:p>
+    <w:p>
+      <w:pPr>
+        <w:pStyle w:val="Textnormy"/>
+        <w:rPr>
+          <w:b/>
+          <w:sz w:val="22"/>
+          <w:szCs w:val="22"/>
+        </w:rPr>
+      </w:pPr>
+      <w:r>
+        <w:rPr>
+          <w:b/>
+          <w:sz w:val="22"/>
+          <w:szCs w:val="22"/>
+        </w:rPr>
+        <w:t xml:space="preserve">2 Souvisící normy</w:t>
       </w:r>
     </w:p>
     <w:p>
@@ -386,7 +443,189 @@
           <w:sz w:val="22"/>
           <w:szCs w:val="22"/>
         </w:rPr>
-        <w:t>1 Předmět normy</w:t>
+        <w:t>3 Termíny a definice</w:t>
+      </w:r>
+    </w:p>
+    <w:p>
+      <w:pPr>
+        <w:pStyle w:val="Textnormy"/>
+        <w:rPr>
+          <w:lang w:bidi="zxx"/>
+        </w:rPr>
+      </w:pPr>
+      <w:r>
+        <w:rPr>
+          <w:lang w:bidi="zxx"/>
+        </w:rPr>
+        <w:t>Hlavní termíny a definice jsou obsaženy v příloze A, nejdůležitější z nich jsou uvedeny níže:</w:t>
+      </w:r>
+    </w:p>
+    <w:p>
+      <w:pPr>
+        <w:pStyle w:val="Textnormy"/>
+        <w:rPr>
+          <w:lang w:bidi="zxx"/>
+        </w:rPr>
+      </w:pPr>
+      <w:r>
+        <w:rPr>
+          <w:b/>
+          <w:lang w:bidi="zxx"/>
+        </w:rPr>
+        <w:t xml:space="preserve">vydavatel </w:t>
+      </w:r>
+      <w:r>
+        <w:rPr>
+          <w:i/>
+          <w:lang w:bidi="zxx"/>
+        </w:rPr>
+        <w:t>(issuer)</w:t>
+      </w:r>
+      <w:r>
+        <w:rPr>
+          <w:b/>
+          <w:lang w:bidi="zxx"/>
+        </w:rPr>
+        <w:t xml:space="preserve"> </w:t>
+      </w:r>
+      <w:r>
+        <w:rPr>
+          <w:lang w:bidi="zxx"/>
+        </w:rPr>
+        <w:t xml:space="preserve">osoba či organizace, která vydává/přiděluje identifikátory pro koncové uživatele. Vydavatel musí mít přidělený identifikátor vydavatele od Národního registračního administrátora vydavatelů, potom je identifikátor vydavatele součástí jím vydávaného identifikátoru. </w:t>
+      </w:r>
+    </w:p>
+    <w:p>
+      <w:pPr>
+        <w:pStyle w:val="Textnormy"/>
+        <w:rPr>
+          <w:lang w:bidi="zxx"/>
+        </w:rPr>
+      </w:pPr>
+      <w:r>
+        <w:rPr>
+          <w:b/>
+          <w:lang w:bidi="zxx"/>
+        </w:rPr>
+        <w:t xml:space="preserve">CRA </w:t>
+      </w:r>
+      <w:r>
+        <w:rPr>
+          <w:lang w:bidi="zxx"/>
+        </w:rPr>
+        <w:t xml:space="preserve">centrální registrační administrátor, úřad spravující registry národních registračních administrátorů (NRA/I a NRA/T) a registr výrobců. Je jím Nizozemský normalizační institut. </w:t>
+      </w:r>
+    </w:p>
+    <w:p>
+      <w:pPr>
+        <w:pStyle w:val="Textnormy"/>
+        <w:rPr>
+          <w:lang w:bidi="zxx"/>
+        </w:rPr>
+      </w:pPr>
+      <w:r>
+        <w:rPr>
+          <w:b/>
+          <w:lang w:bidi="zxx"/>
+        </w:rPr>
+        <w:t xml:space="preserve">NRA/I </w:t>
+      </w:r>
+      <w:r>
+        <w:rPr>
+          <w:lang w:bidi="zxx"/>
+        </w:rPr>
+        <w:t xml:space="preserve">národní registrační administrátor vydavatelů, orgán na národní úrovni, ustanovený za účelem autorizace CS1 vydavatelů, aby tito vydavatelé mohli na národní úrovni vydávat identifikátory CS1. NRA/I musí být registrován u CRA. </w:t>
+      </w:r>
+    </w:p>
+    <w:p>
+      <w:pPr>
+        <w:pStyle w:val="Textnormy"/>
+        <w:rPr>
+          <w:lang w:bidi="zxx"/>
+        </w:rPr>
+      </w:pPr>
+      <w:r>
+        <w:rPr>
+          <w:b/>
+          <w:lang w:bidi="zxx"/>
+        </w:rPr>
+        <w:t xml:space="preserve">registr vydavatelů </w:t>
+      </w:r>
+      <w:r>
+        <w:rPr>
+          <w:i/>
+          <w:lang w:bidi="zxx"/>
+        </w:rPr>
+        <w:t xml:space="preserve">(issuer register) NRA/I musí</w:t>
+      </w:r>
+      <w:r>
+        <w:rPr>
+          <w:b/>
+          <w:lang w:bidi="zxx"/>
+        </w:rPr>
+        <w:t xml:space="preserve"/>
+      </w:r>
+      <w:r>
+        <w:rPr>
+          <w:lang w:bidi="zxx"/>
+        </w:rPr>
+        <w:t xml:space="preserve"> udržovat registr Vydavatelů a struktur na národní úrovni. Registr vydavatelů nesmí obsahovat žádné osobní informace. </w:t>
+      </w:r>
+    </w:p>
+    <w:p>
+      <w:pPr>
+        <w:pStyle w:val="Textnormy"/>
+        <w:rPr>
+          <w:lang w:bidi="zxx"/>
+        </w:rPr>
+      </w:pPr>
+      <w:r>
+        <w:rPr>
+          <w:b/>
+          <w:lang w:bidi="zxx"/>
+        </w:rPr>
+        <w:t xml:space="preserve">NRA/T </w:t>
+      </w:r>
+      <w:r>
+        <w:rPr>
+          <w:lang w:bidi="zxx"/>
+        </w:rPr>
+        <w:t>národní registrační administrátor daňových úřadů, orgán na národní úrovni pověřený registrací daňových úřadů a vydáváním identifikátorů daňových úřadů CS8 na celostátní úrovni. NRA/T musí být registrován u CRA.</w:t>
+      </w:r>
+    </w:p>
+    <w:p>
+      <w:pPr>
+        <w:pStyle w:val="Textnormy"/>
+        <w:rPr>
+          <w:lang w:bidi="zxx"/>
+        </w:rPr>
+      </w:pPr>
+      <w:r>
+        <w:rPr>
+          <w:b/>
+          <w:lang w:bidi="zxx"/>
+        </w:rPr>
+        <w:t xml:space="preserve">registr daňových úřadů </w:t>
+      </w:r>
+      <w:r>
+        <w:rPr>
+          <w:i/>
+          <w:lang w:bidi="zxx"/>
+        </w:rPr>
+        <w:t>(register of tax authorities)</w:t>
+      </w:r>
+      <w:r>
+        <w:rPr>
+          <w:b/>
+          <w:lang w:bidi="zxx"/>
+        </w:rPr>
+        <w:t xml:space="preserve"> </w:t>
+      </w:r>
+      <w:r>
+        <w:rPr>
+          <w:lang w:bidi="zxx"/>
+        </w:rPr>
+        <w:t>NRA/T musí udržovat registr všech vydaných registrací daňových úřadů včetně jejich daňových kódů na celostátní úrovni.</w:t>
       </w:r>
     </w:p>
     <w:p>
@@ -396,226 +635,7 @@
       </w:pPr>
       <w:r>
         <w:rPr/>
-        <w:t xml:space="preserve">Norma stanovuje osm struktur pro identifikaci či pro činnosti spojené s identifikací (časové a regionální omezení platnosti identifikátorů). </w:t>
-      </w:r>
-    </w:p>
-    <w:p>
-      <w:pPr>
-        <w:pStyle w:val="Textnormy"/>
-        <w:rPr/>
-      </w:pPr>
-      <w:r>
-        <w:rPr/>
-        <w:t>Technický popis identifikátorů je uveden v hlavním těle normy, zatímco procedury žádosti, vydávání a spravování identifikátorů jsou pro svůj netechnický charakter umístěny do přílohy A.</w:t>
-      </w:r>
-    </w:p>
-    <w:p>
-      <w:pPr>
-        <w:pStyle w:val="Textnormy"/>
-        <w:rPr/>
-      </w:pPr>
-      <w:r>
-        <w:rPr/>
-      </w:r>
-    </w:p>
-    <w:p>
-      <w:pPr>
-        <w:pStyle w:val="Textnormy"/>
-        <w:rPr>
-          <w:b/>
-          <w:sz w:val="22"/>
-          <w:szCs w:val="22"/>
-        </w:rPr>
-      </w:pPr>
-      <w:r>
-        <w:rPr>
-          <w:b/>
-          <w:sz w:val="22"/>
-          <w:szCs w:val="22"/>
-        </w:rPr>
-        <w:t>3 Termíny a definice</w:t>
-      </w:r>
-    </w:p>
-    <w:p>
-      <w:pPr>
-        <w:pStyle w:val="Textnormy"/>
-        <w:rPr>
-          <w:lang w:bidi="zxx"/>
-        </w:rPr>
-      </w:pPr>
-      <w:r>
-        <w:rPr>
-          <w:lang w:bidi="zxx"/>
-        </w:rPr>
-        <w:t>Hlavní termíny a definice jsou obsaženy v příloze A, nejdůležitější z nich jsou uvedeny níže:</w:t>
-      </w:r>
-    </w:p>
-    <w:p>
-      <w:pPr>
-        <w:pStyle w:val="Textnormy"/>
-        <w:rPr>
-          <w:lang w:bidi="zxx"/>
-        </w:rPr>
-      </w:pPr>
-      <w:r>
-        <w:rPr>
-          <w:b/>
-          <w:lang w:bidi="zxx"/>
-        </w:rPr>
-        <w:t xml:space="preserve">vydavatel </w:t>
-      </w:r>
-      <w:r>
-        <w:rPr>
-          <w:i/>
-          <w:lang w:bidi="zxx"/>
-        </w:rPr>
-        <w:t>(issuer)</w:t>
-      </w:r>
-      <w:r>
-        <w:rPr>
-          <w:b/>
-          <w:lang w:bidi="zxx"/>
-        </w:rPr>
-        <w:t xml:space="preserve"> </w:t>
-      </w:r>
-      <w:r>
-        <w:rPr>
-          <w:lang w:bidi="zxx"/>
-        </w:rPr>
-        <w:t xml:space="preserve">osoba či organizace, která vydává/přiděluje identifikátory pro koncové uživatele. Vydavatel musí mít přidělený identifikátor vydavatele od Národního registračního administrátora vydavatelů, potom je identifikátor vydavatele součástí jím vydávaného identifikátoru. </w:t>
-      </w:r>
-    </w:p>
-    <w:p>
-      <w:pPr>
-        <w:pStyle w:val="Textnormy"/>
-        <w:rPr>
-          <w:lang w:bidi="zxx"/>
-        </w:rPr>
-      </w:pPr>
-      <w:r>
-        <w:rPr>
-          <w:b/>
-          <w:lang w:bidi="zxx"/>
-        </w:rPr>
-        <w:t xml:space="preserve">CRA </w:t>
-      </w:r>
-      <w:r>
-        <w:rPr>
-          <w:lang w:bidi="zxx"/>
-        </w:rPr>
-        <w:t xml:space="preserve">centrální registrační administrátor, úřad spravující registry národních registračních administrátorů (NRA/I a NRA/T) a registr výrobců. Je jím Nizozemský normalizační institut. </w:t>
-      </w:r>
-    </w:p>
-    <w:p>
-      <w:pPr>
-        <w:pStyle w:val="Textnormy"/>
-        <w:rPr>
-          <w:lang w:bidi="zxx"/>
-        </w:rPr>
-      </w:pPr>
-      <w:r>
-        <w:rPr>
-          <w:b/>
-          <w:lang w:bidi="zxx"/>
-        </w:rPr>
-        <w:t xml:space="preserve">NRA/I </w:t>
-      </w:r>
-      <w:r>
-        <w:rPr>
-          <w:lang w:bidi="zxx"/>
-        </w:rPr>
-        <w:t xml:space="preserve">národní registrační administrátor vydavatelů, orgán na národní úrovni, ustanovený za účelem autorizace CS1 vydavatelů, aby tito vydavatelé mohli na národní úrovni vydávat identifikátory CS1. NRA/I musí být registrován u CRA. </w:t>
-      </w:r>
-    </w:p>
-    <w:p>
-      <w:pPr>
-        <w:pStyle w:val="Textnormy"/>
-        <w:rPr>
-          <w:lang w:bidi="zxx"/>
-        </w:rPr>
-      </w:pPr>
-      <w:r>
-        <w:rPr>
-          <w:b/>
-          <w:lang w:bidi="zxx"/>
-        </w:rPr>
-        <w:t xml:space="preserve">registr vydavatelů </w:t>
-      </w:r>
-      <w:r>
-        <w:rPr>
-          <w:i/>
-          <w:lang w:bidi="zxx"/>
-        </w:rPr>
-        <w:t xml:space="preserve">(issuer register) NRA/I musí</w:t>
-      </w:r>
-      <w:r>
-        <w:rPr>
-          <w:b/>
-          <w:lang w:bidi="zxx"/>
-        </w:rPr>
-        <w:t xml:space="preserve"/>
-      </w:r>
-      <w:r>
-        <w:rPr>
-          <w:lang w:bidi="zxx"/>
-        </w:rPr>
-        <w:t xml:space="preserve"> udržovat registr Vydavatelů a struktur na národní úrovni. Registr vydavatelů nesmí obsahovat žádné osobní informace. </w:t>
-      </w:r>
-    </w:p>
-    <w:p>
-      <w:pPr>
-        <w:pStyle w:val="Textnormy"/>
-        <w:rPr>
-          <w:lang w:bidi="zxx"/>
-        </w:rPr>
-      </w:pPr>
-      <w:r>
-        <w:rPr>
-          <w:b/>
-          <w:lang w:bidi="zxx"/>
-        </w:rPr>
-        <w:t xml:space="preserve">NRA/T </w:t>
-      </w:r>
-      <w:r>
-        <w:rPr>
-          <w:lang w:bidi="zxx"/>
-        </w:rPr>
-        <w:t>národní registrační administrátor daňových úřadů, orgán na národní úrovni pověřený registrací daňových úřadů a vydáváním identifikátorů daňových úřadů CS8 na celostátní úrovni. NRA/T musí být registrován u CRA.</w:t>
-      </w:r>
-    </w:p>
-    <w:p>
-      <w:pPr>
-        <w:pStyle w:val="Textnormy"/>
-        <w:rPr>
-          <w:lang w:bidi="zxx"/>
-        </w:rPr>
-      </w:pPr>
-      <w:r>
-        <w:rPr>
-          <w:b/>
-          <w:lang w:bidi="zxx"/>
-        </w:rPr>
-        <w:t xml:space="preserve">registr daňových úřadů </w:t>
-      </w:r>
-      <w:r>
-        <w:rPr>
-          <w:i/>
-          <w:lang w:bidi="zxx"/>
-        </w:rPr>
-        <w:t>(register of tax authorities)</w:t>
-      </w:r>
-      <w:r>
-        <w:rPr>
-          <w:b/>
-          <w:lang w:bidi="zxx"/>
-        </w:rPr>
-        <w:t xml:space="preserve"> </w:t>
-      </w:r>
-      <w:r>
-        <w:rPr>
-          <w:lang w:bidi="zxx"/>
-        </w:rPr>
-        <w:t>NRA/T musí udržovat registr všech vydaných registrací daňových úřadů včetně jejich daňových kódů na celostátní úrovni.</w:t>
+        <w:t xml:space="preserve">Další termíny a zkratky z oboru ITS jsou obsaženy ve slovníku ITS terminology (www.ITSterminology.org).</w:t>
       </w:r>
     </w:p>
     <w:p>
@@ -3114,7 +3134,7 @@
             </wp:cNvGraphicFramePr>
             <a:graphic xmlns:a="http://schemas.openxmlformats.org/drawingml/2006/main">
               <a:graphicData uri="http://schemas.openxmlformats.org/drawingml/2006/picture">
-                <pic:pic xmlns:pic="http://schemas.openxmlformats.org/drawingml/2006/picture">
+                <pic:pic>
                   <pic:nvPicPr>
                     <pic:cNvPr id="1" name="Image1"/>
                     <pic:cNvPicPr>

--- a/extrakty/doc/TC278WG12/extract_14816_(2008).docx
+++ b/extrakty/doc/TC278WG12/extract_14816_(2008).docx
@@ -25,7 +25,7 @@
           <w:sz w:val="40"/>
           <w:szCs w:val="40"/>
         </w:rPr>
-        <w:t>EXTRAKT z české technické normy</w:t>
+        <w:t xml:space="preserve">EXTRAKT z evropské normy</w:t>
       </w:r>
     </w:p>
     <w:p>
@@ -129,9 +129,9 @@
             </w:pPr>
             <w:r>
               <w:rPr/>
-              <w:t>ČSN</w:t>
+              <w:t xml:space="preserve">EN ISO 14816</w:t>
               <w:br/>
-              <w:t>EN ISO 14816</w:t>
+              <w:t/>
               <w:br/>
             </w:r>
           </w:p>
@@ -143,7 +143,7 @@
             </w:pPr>
             <w:r>
               <w:rPr/>
-              <w:t>01 8338</w:t>
+              <w:t xml:space="preserve"/>
             </w:r>
           </w:p>
         </w:tc>
@@ -159,9 +159,9 @@
       </w:pPr>
       <w:r>
         <w:rPr/>
-        <w:t>Platí od 1.1.2007</w:t>
+        <w:t xml:space="preserve">Vydána 2005, 42 stran</w:t>
         <w:tab/>
-        <w:t>39 stran</w:t>
+        <w:t/>
       </w:r>
     </w:p>
     <w:p>
